--- a/test_TOP.docx
+++ b/test_TOP.docx
@@ -43,7 +43,7 @@
                 <w:b w:val="0"/>
                 <w:sz w:val="20"/>
               </w:rPr>
-              <w:t>Ref.: MEL/TOP/01</w:t>
+              <w:t>Ref.: MEL/TOP/03</w:t>
             </w:r>
           </w:p>
         </w:tc>
@@ -59,7 +59,7 @@
                 <w:b w:val="0"/>
                 <w:sz w:val="20"/>
               </w:rPr>
-              <w:t>Date: 18 June 2026</w:t>
+              <w:t>Date: 20 June 2026</w:t>
             </w:r>
           </w:p>
         </w:tc>
@@ -92,7 +92,7 @@
                 <w:b w:val="0"/>
                 <w:sz w:val="20"/>
               </w:rPr>
-              <w:t>RTC/AI/2025/047</w:t>
+              <w:t>TEST/001</w:t>
             </w:r>
           </w:p>
         </w:tc>
@@ -223,7 +223,7 @@
                 <w:b w:val="0"/>
                 <w:sz w:val="20"/>
               </w:rPr>
-              <w:t>RailTel Corporation of India Limited, New Delhi — 110001</w:t>
+              <w:t>Test Department, New Delhi — 110001</w:t>
             </w:r>
           </w:p>
         </w:tc>
@@ -405,7 +405,7 @@
                 <w:b w:val="0"/>
                 <w:sz w:val="20"/>
               </w:rPr>
-              <w:t>AI and Digital Literacy Training for Telecom Employees</w:t>
+              <w:t>Test Project for DOCX Format Check</w:t>
             </w:r>
           </w:p>
         </w:tc>
@@ -415,7 +415,6 @@
           <w:tcPr>
             <w:tcW w:type="dxa" w:w="9936"/>
             <w:gridSpan w:val="6"/>
-            <w:vAlign w:val="center"/>
           </w:tcPr>
           <w:p>
             <w:r>
@@ -431,7 +430,7 @@
                 <w:b w:val="0"/>
                 <w:sz w:val="20"/>
               </w:rPr>
-              <w:t>1. 45-day training program for 500 telecom employees</w:t>
+              <w:t>1. Point 1 of scope</w:t>
               <w:br/>
             </w:r>
             <w:r>
@@ -439,7 +438,7 @@
                 <w:b w:val="0"/>
                 <w:sz w:val="20"/>
               </w:rPr>
-              <w:t>2. Modules: ChatGPT, Prompt Engineering, AI for productivity</w:t>
+              <w:t>2. Point 2 of scope</w:t>
               <w:br/>
             </w:r>
             <w:r>
@@ -447,7 +446,7 @@
                 <w:b w:val="0"/>
                 <w:sz w:val="20"/>
               </w:rPr>
-              <w:t>3. Delivery across RailTel offices pan-India</w:t>
+              <w:t>3. Point 3 of scope</w:t>
               <w:br/>
             </w:r>
           </w:p>
@@ -473,7 +472,7 @@
                 <w:b w:val="0"/>
                 <w:sz w:val="20"/>
               </w:rPr>
-              <w:t>1. Organisation turnover minimum Rs. 1 Crore</w:t>
+              <w:t>1. Criterion 1</w:t>
               <w:br/>
             </w:r>
             <w:r>
@@ -481,7 +480,7 @@
                 <w:b w:val="0"/>
                 <w:sz w:val="20"/>
               </w:rPr>
-              <w:t>2. NSDC affiliation preferred</w:t>
+              <w:t>2. Criterion 2</w:t>
               <w:br/>
             </w:r>
             <w:r>
@@ -489,15 +488,7 @@
                 <w:b w:val="0"/>
                 <w:sz w:val="20"/>
               </w:rPr>
-              <w:t>3. Minimum 3 years experience in IT or AI training</w:t>
-              <w:br/>
-            </w:r>
-            <w:r>
-              <w:rPr>
-                <w:b w:val="0"/>
-                <w:sz w:val="20"/>
-              </w:rPr>
-              <w:t>4. Experience in corporate or PSU training mandatory</w:t>
+              <w:t>3. Criterion 3</w:t>
               <w:br/>
             </w:r>
           </w:p>
@@ -523,7 +514,7 @@
                 <w:b w:val="0"/>
                 <w:sz w:val="20"/>
               </w:rPr>
-              <w:t>1. Certificate of incorporation</w:t>
+              <w:t>1. Document 1</w:t>
               <w:br/>
             </w:r>
             <w:r>
@@ -531,23 +522,7 @@
                 <w:b w:val="0"/>
                 <w:sz w:val="20"/>
               </w:rPr>
-              <w:t>2. GST registration certificate</w:t>
-              <w:br/>
-            </w:r>
-            <w:r>
-              <w:rPr>
-                <w:b w:val="0"/>
-                <w:sz w:val="20"/>
-              </w:rPr>
-              <w:t>3. Audited balance sheets for last 3 years</w:t>
-              <w:br/>
-            </w:r>
-            <w:r>
-              <w:rPr>
-                <w:b w:val="0"/>
-                <w:sz w:val="20"/>
-              </w:rPr>
-              <w:t>4. NSDC empanelment certificate</w:t>
+              <w:t>2. Document 2</w:t>
               <w:br/>
             </w:r>
           </w:p>
@@ -573,7 +548,7 @@
                 <w:b w:val="0"/>
                 <w:sz w:val="20"/>
               </w:rPr>
-              <w:t>1. Tight timeline — 25 June deadline requires immediate action</w:t>
+              <w:t>1. Risk point 1</w:t>
               <w:br/>
             </w:r>
             <w:r>
@@ -581,7 +556,7 @@
                 <w:b w:val="0"/>
                 <w:sz w:val="20"/>
               </w:rPr>
-              <w:t>2. NSDC affiliation is preferred not mandatory — MeraPath qualifies</w:t>
+              <w:t>2. Risk point 2</w:t>
               <w:br/>
             </w:r>
           </w:p>

--- a/test_TOP.docx
+++ b/test_TOP.docx
@@ -43,7 +43,7 @@
                 <w:b w:val="0"/>
                 <w:sz w:val="20"/>
               </w:rPr>
-              <w:t>Ref.: MEL/TOP/03</w:t>
+              <w:t>Ref.: MEL/TOP/01</w:t>
             </w:r>
           </w:p>
         </w:tc>
@@ -59,7 +59,7 @@
                 <w:b w:val="0"/>
                 <w:sz w:val="20"/>
               </w:rPr>
-              <w:t>Date: 20 June 2026</w:t>
+              <w:t>Date: 18 June 2026</w:t>
             </w:r>
           </w:p>
         </w:tc>
@@ -92,7 +92,7 @@
                 <w:b w:val="0"/>
                 <w:sz w:val="20"/>
               </w:rPr>
-              <w:t>TEST/001</w:t>
+              <w:t>RTC/AI/2025/047</w:t>
             </w:r>
           </w:p>
         </w:tc>
@@ -223,7 +223,7 @@
                 <w:b w:val="0"/>
                 <w:sz w:val="20"/>
               </w:rPr>
-              <w:t>Test Department, New Delhi — 110001</w:t>
+              <w:t>RailTel Corporation of India Limited, New Delhi — 110001</w:t>
             </w:r>
           </w:p>
         </w:tc>
@@ -405,7 +405,7 @@
                 <w:b w:val="0"/>
                 <w:sz w:val="20"/>
               </w:rPr>
-              <w:t>Test Project for DOCX Format Check</w:t>
+              <w:t>AI and Digital Literacy Training for Telecom Employees</w:t>
             </w:r>
           </w:p>
         </w:tc>
@@ -415,6 +415,7 @@
           <w:tcPr>
             <w:tcW w:type="dxa" w:w="9936"/>
             <w:gridSpan w:val="6"/>
+            <w:vAlign w:val="center"/>
           </w:tcPr>
           <w:p>
             <w:r>
@@ -430,7 +431,7 @@
                 <w:b w:val="0"/>
                 <w:sz w:val="20"/>
               </w:rPr>
-              <w:t>1. Point 1 of scope</w:t>
+              <w:t>1. 45-day training program for 500 telecom employees</w:t>
               <w:br/>
             </w:r>
             <w:r>
@@ -438,7 +439,7 @@
                 <w:b w:val="0"/>
                 <w:sz w:val="20"/>
               </w:rPr>
-              <w:t>2. Point 2 of scope</w:t>
+              <w:t>2. Modules: ChatGPT, Prompt Engineering, AI for productivity</w:t>
               <w:br/>
             </w:r>
             <w:r>
@@ -446,7 +447,7 @@
                 <w:b w:val="0"/>
                 <w:sz w:val="20"/>
               </w:rPr>
-              <w:t>3. Point 3 of scope</w:t>
+              <w:t>3. Delivery across RailTel offices pan-India</w:t>
               <w:br/>
             </w:r>
           </w:p>
@@ -472,7 +473,7 @@
                 <w:b w:val="0"/>
                 <w:sz w:val="20"/>
               </w:rPr>
-              <w:t>1. Criterion 1</w:t>
+              <w:t>1. Organisation turnover minimum Rs. 1 Crore</w:t>
               <w:br/>
             </w:r>
             <w:r>
@@ -480,7 +481,7 @@
                 <w:b w:val="0"/>
                 <w:sz w:val="20"/>
               </w:rPr>
-              <w:t>2. Criterion 2</w:t>
+              <w:t>2. NSDC affiliation preferred</w:t>
               <w:br/>
             </w:r>
             <w:r>
@@ -488,7 +489,15 @@
                 <w:b w:val="0"/>
                 <w:sz w:val="20"/>
               </w:rPr>
-              <w:t>3. Criterion 3</w:t>
+              <w:t>3. Minimum 3 years experience in IT or AI training</w:t>
+              <w:br/>
+            </w:r>
+            <w:r>
+              <w:rPr>
+                <w:b w:val="0"/>
+                <w:sz w:val="20"/>
+              </w:rPr>
+              <w:t>4. Experience in corporate or PSU training mandatory</w:t>
               <w:br/>
             </w:r>
           </w:p>
@@ -514,7 +523,7 @@
                 <w:b w:val="0"/>
                 <w:sz w:val="20"/>
               </w:rPr>
-              <w:t>1. Document 1</w:t>
+              <w:t>1. Certificate of incorporation</w:t>
               <w:br/>
             </w:r>
             <w:r>
@@ -522,7 +531,23 @@
                 <w:b w:val="0"/>
                 <w:sz w:val="20"/>
               </w:rPr>
-              <w:t>2. Document 2</w:t>
+              <w:t>2. GST registration certificate</w:t>
+              <w:br/>
+            </w:r>
+            <w:r>
+              <w:rPr>
+                <w:b w:val="0"/>
+                <w:sz w:val="20"/>
+              </w:rPr>
+              <w:t>3. Audited balance sheets for last 3 years</w:t>
+              <w:br/>
+            </w:r>
+            <w:r>
+              <w:rPr>
+                <w:b w:val="0"/>
+                <w:sz w:val="20"/>
+              </w:rPr>
+              <w:t>4. NSDC empanelment certificate</w:t>
               <w:br/>
             </w:r>
           </w:p>
@@ -548,7 +573,7 @@
                 <w:b w:val="0"/>
                 <w:sz w:val="20"/>
               </w:rPr>
-              <w:t>1. Risk point 1</w:t>
+              <w:t>1. Tight timeline — 25 June deadline requires immediate action</w:t>
               <w:br/>
             </w:r>
             <w:r>
@@ -556,7 +581,7 @@
                 <w:b w:val="0"/>
                 <w:sz w:val="20"/>
               </w:rPr>
-              <w:t>2. Risk point 2</w:t>
+              <w:t>2. NSDC affiliation is preferred not mandatory — MeraPath qualifies</w:t>
               <w:br/>
             </w:r>
           </w:p>
